--- a/books/emergency-medicine/previews/ch06.docx
+++ b/books/emergency-medicine/previews/ch06.docx
@@ -666,7 +666,7 @@
         <w:pStyle w:val="BodyText"/>
       </w:pPr>
       <w:r>
-        <w:t xml:space="preserve">Children compensate for illness and injury by speeding the heart and tightening the vessels, and may keep a normal blood pressure until they are close to collapse. A fast heart rate and a slow capillary refill are earlier signs than a low pressure. A child who becomes sleepy, breathes slowly or with less effort while still looking unwell, or whose heart rate falls is in danger; these are late and serious signs. Fever is common in children and by itself is usually not a danger sign, except in a baby under 3 months, where a temperature of 100.4 degrees F (38 degrees C) or higher needs urgent evaluation. A fever with a stiff neck, a rash that does not fade under pressure or purple bruise-like spots, extreme sleepiness, trouble breathing or poor feeding needs urgent care.</w:t>
+        <w:t xml:space="preserve">Children compensate for illness and injury by speeding the heart and tightening the vessels, and may keep a normal blood pressure until they are close to collapse. A fast heart rate and a slow capillary refill (Entry 1.3) are earlier signs than a low pressure. A child who becomes sleepy, breathes slowly or with less effort while still looking unwell, or whose heart rate falls is in danger; these are late and serious signs. Fever is common in children and by itself is usually not a danger sign, except in a baby under 3 months, where a temperature of 100.4 degrees F (38 degrees C) or higher needs urgent evaluation. A fever with a stiff neck, a rash that does not fade under pressure or purple bruise-like spots, extreme sleepiness, trouble breathing or poor feeding needs urgent care.</w:t>
       </w:r>
     </w:p>
     <w:p>
@@ -688,7 +688,7 @@
         <w:t xml:space="preserve"> </w:t>
       </w:r>
       <w:r>
-        <w:t xml:space="preserve">Entry 1.2 set out the five levels of acuity. For a child the same levels apply, with one addition: a child who is limp, hard to wake or inconsolable is sorted higher whatever the numbers show, and a parent who says the child is not acting like themselves counts as a finding. Anaphylaxis (Entry 2.5) in a child may begin with hives, vomiting or a cry that turns hoarse rather than with obvious breathing trouble, so treat these after a likely trigger as an emergency. In sepsis (Entry 5.4) an infant may show only poor feeding, floppiness or an unusual cry, with or without fever. Burns (Entry 4.5) in a child need a clinician’s assessment even when they look small, and the spinal precautions of Entry 4.3 apply to children with the padding adjustment described above.</w:t>
+        <w:t xml:space="preserve">Entry 1.2 set out the five levels of acuity. For a child the same levels apply, with one addition: a child who is limp, hard to wake or inconsolable is sorted higher whatever the numbers show, and a parent who says the child is not acting like themselves counts as a finding. Anaphylaxis (Entry 2.5) in a child may begin with hives, vomiting or a cry that turns hoarse rather than with obvious breathing trouble, so treat these after a likely trigger as an emergency. In sepsis (Entry 5.4) an infant may show only poor feeding, floppiness or an unusual cry, with or without fever.</w:t>
       </w:r>
     </w:p>
     <w:p>
@@ -720,7 +720,7 @@
         <w:pStyle w:val="BodyText"/>
       </w:pPr>
       <w:r>
-        <w:t xml:space="preserve">Children’s equipment and medicine amounts are sized by weight and age and are outside the scope of this book. Use the sizing aids and protocols of your service, and call for help early for any seriously unwell child.</w:t>
+        <w:t xml:space="preserve">Children’s equipment and medicine amounts are sized by weight and age and are outside the scope of this book. Giving medicines is outside many roles; follow your scope and medical direction. Use the sizing aids and protocols of your service, and call for help early for any seriously unwell child.</w:t>
       </w:r>
     </w:p>
     <w:p>
@@ -958,7 +958,7 @@
         <w:t xml:space="preserve"> </w:t>
       </w:r>
       <w:r>
-        <w:t xml:space="preserve">For a child who is conscious and cannot cough, speak or breathe, the sequence follows the adult method of Entry 2.2: alternate up to 5 back blows and up to 5 abdominal thrusts, with a force suited to the child’s size. If the child becomes unresponsive, lower them to the ground, call for help, and begin CPR.</w:t>
+        <w:t xml:space="preserve">For a child who is conscious and cannot cough, speak or breathe, the sequence follows the adult method of Entry 2.2: alternate up to 5 back blows and up to 5 abdominal thrusts, with a force suited to the child’s size. If the child is coughing hard, give no blows or thrusts and stay close; call for help at once if the child cannot cough, speak or breathe. If the child becomes unresponsive, lower them to the ground, call for help, and begin CPR.</w:t>
       </w:r>
     </w:p>
     <w:p>
@@ -1242,7 +1242,7 @@
         <w:pStyle w:val="BodyText"/>
       </w:pPr>
       <w:r>
-        <w:t xml:space="preserve">The steps differ from the adult sequence because cardiac arrest in children most often follows respiratory failure or shock and not a primary heart problem. Early breaths and oxygen matter more. An alone rescuer with no phone gives about 2 minutes of CPR before leaving to call. Compression depth is stated as a fraction of the chest so that it fits any size of child.</w:t>
+        <w:t xml:space="preserve">The steps differ from the adult sequence because cardiac arrest in children most often follows respiratory failure or shock and not a primary heart problem. Early breaths and oxygen matter more. Giving medicines is outside many roles; follow your scope and medical direction. An alone rescuer with no phone gives about 2 minutes of CPR before leaving to call. Compression depth is stated as a fraction of the chest so that it fits any size of child.</w:t>
       </w:r>
     </w:p>
     <w:p>
@@ -1578,7 +1578,7 @@
         <w:t xml:space="preserve"> </w:t>
       </w:r>
       <w:r>
-        <w:t xml:space="preserve">Entry 3.4 described adult CPR. In advanced pregnancy, the same compressions apply, and the AED is used as usual. If a second rescuer is available, that person moves the uterus gently to the patient’s left by hand while compressions continue. Call for help early, because the patient and the baby both depend on fast advanced care.</w:t>
+        <w:t xml:space="preserve">Entry 3.4 described adult CPR. In advanced pregnancy, the same compressions apply, and the AED is used as usual. If a second rescuer who is trained in the method is available, that person moves the uterus gently to the patient’s left by hand while compressions continue. Call for help early, because the patient and the baby both depend on fast advanced care.</w:t>
       </w:r>
     </w:p>
     <w:p>
@@ -1592,7 +1592,7 @@
         <w:t xml:space="preserve"> </w:t>
       </w:r>
       <w:r>
-        <w:t xml:space="preserve">Birth is imminent when the patient feels an urge to push, the baby’s head is visible at the vaginal opening (crowning), or contractions are very close together. Call emergency services and do not try to stop the birth or delay it. Make the patient comfortable, wash your hands or put on gloves, and have clean towels and a blanket ready. Let the baby emerge on its own, supporting the head gently as it comes. Do not pull on the baby or the cord. Once the baby is born, dry the baby with a towel, keep the baby warm against the patient’s skin under a blanket, and check that the baby is breathing. Do not cut the cord unless you have been trained and protocol directs it, and do not pull on the cord to deliver the placenta. If the cord is visible before the baby, or the baby is not breathing after birth, tell the dispatcher at once and follow the instructions you are given.</w:t>
+        <w:t xml:space="preserve">Birth is imminent when the patient feels an urge to push, the baby’s head is visible at the vaginal opening (crowning), or contractions are very close together. Call emergency services and do not try to stop the birth or delay it. Make the patient comfortable, wash your hands or put on gloves, and have clean towels and a blanket ready. Let the baby emerge on its own and do not pull on the baby or the cord; if you must receive the baby, hold a clean towel under the body. This is basic help until trained responders arrive, so follow your protocol and the dispatcher’s instructions. Once the baby is born, dry the baby with a towel, keep the baby warm against the patient’s skin under a blanket, and check that the baby is breathing. Do not cut the cord unless you have been trained and protocol directs it, and do not pull on the cord to deliver the placenta. If the cord is visible before the baby, or the baby is not breathing after birth, tell the dispatcher at once and follow the instructions you are given.</w:t>
       </w:r>
     </w:p>
     <w:p>
@@ -1720,7 +1720,7 @@
         <w:t xml:space="preserve"> </w:t>
       </w:r>
       <w:r>
-        <w:t xml:space="preserve">Ask for the list of medicines or look for it. Some medicines thin the blood, some lower the blood pressure, some blunt the heart rate, and some cause drowsiness or confusion on their own. A patient who has recently started a new medicine or changed a dose may be reacting to it. Do not stop or change any medicine yourself.</w:t>
+        <w:t xml:space="preserve">Ask for the list of medicines or look for it. Some medicines thin the blood, some lower the blood pressure, some blunt the heart rate, and some cause drowsiness or confusion on their own. A patient who has recently started a new medicine or changed a dose may be reacting to it. Do not stop or change any medicine yourself. Giving medicines is outside many roles; follow your scope and medical direction.</w:t>
       </w:r>
     </w:p>
     <w:p>
@@ -1734,21 +1734,7 @@
         <w:t xml:space="preserve"> </w:t>
       </w:r>
       <w:r>
-        <w:t xml:space="preserve">Older adults sense heat and cold less well and may not feel thirsty. Entry 4.6 described the signs; check the temperature of the home and ask how long the patient has been in it.</w:t>
-      </w:r>
-    </w:p>
-    <w:p>
-      <w:pPr>
-        <w:pStyle w:val="BodyText"/>
-      </w:pPr>
-      <w:r>
-        <w:t xml:space="preserve">Communication.</w:t>
-      </w:r>
-      <w:r>
-        <w:t xml:space="preserve"> </w:t>
-      </w:r>
-      <w:r>
-        <w:t xml:space="preserve">Speak clearly, face the patient, allow extra time, check whether they can hear and see you, and involve them in decisions. Do not assume that a patient who is slow to answer cannot understand.</w:t>
+        <w:t xml:space="preserve">Older adults sense heat and cold less well. Entry 4.6 described the signs; check the temperature of the home.</w:t>
       </w:r>
     </w:p>
     <w:p>
@@ -1983,7 +1969,7 @@
         <w:t xml:space="preserve"> </w:t>
       </w:r>
       <w:r>
-        <w:t xml:space="preserve">A person in crisis may refuse care. Entry 1.5 set out consent. Stay calm, keep talking, do not argue and call for help, because decisions about whether someone may refuse, or be held for their own safety, rest with clinicians and the law of your state.</w:t>
+        <w:t xml:space="preserve">If the person has already harmed themselves, call 911 and give first aid for the injury. A person in crisis may refuse care. Entry 1.5 set out consent. Stay calm, keep talking and call for help, because decisions about refusal rest with clinicians and the law of your state.</w:t>
       </w:r>
     </w:p>
     <w:p>
@@ -2067,7 +2053,7 @@
         <w:t xml:space="preserve"> </w:t>
       </w:r>
       <w:r>
-        <w:t xml:space="preserve">Be alert when the injuries do not fit the explanation, when the story changes, when the delay in seeking care is long, when injuries are in different stages of healing, or when a patient seems afraid of the person with them. In children, watch for bruising in an infant who cannot yet move around, bruises in unusual places, burns with clear outlines, a child who is withdrawn or very afraid, and signs of neglect such as poor hygiene or untreated illness. In older adults, watch for unexplained injuries, pressure sores, dehydration and poor nutrition, .</w:t>
+        <w:t xml:space="preserve">Be alert when the injuries do not fit the explanation, when the story changes, when the delay in seeking care is long, when injuries are in different stages of healing, or when a patient seems afraid of the person with them. In children, watch for bruising in an infant who cannot yet move around, bruises in unusual places, burns with clear outlines, a child who is withdrawn or very afraid, and signs of neglect such as poor hygiene or untreated illness. In older adults, watch for unexplained injuries, pressure sores, dehydration and poor nutrition.</w:t>
       </w:r>
     </w:p>
     <w:p>
@@ -2081,7 +2067,7 @@
         <w:t xml:space="preserve"> </w:t>
       </w:r>
       <w:r>
-        <w:t xml:space="preserve">Treat the injuries first. Speak to the patient privately if you can do so safely, and listen without judging. Record what you see and what the patient says in their own words, with the times, and do not interrogate. Do not confront the suspected abuser. Report your concern through the channels your service or school requires. In many states the legal duty to report belongs to you personally, so telling a supervisor may not be enough. In many places, health professionals are legally required to report suspected abuse of children and of vulnerable adults, and the rules differ by state and role. A report is a request for protection, and you do not need proof.</w:t>
+        <w:t xml:space="preserve">Treat the injuries first. Speak to the patient privately if you can do so safely, and listen without judging. Record what you see and what the patient says in their own words, with the times, and do not interrogate. Do not confront the suspected abuser. Report your concern through the channels your service or school requires. In many states the legal duty to report may belong to you personally, so telling a supervisor may not be enough; rules differ by state, role and the age of the patient. In many places, health professionals are legally required to report suspected abuse of children and of vulnerable adults, and the rules differ by state and role. A report is a request for protection, and you do not need proof.</w:t>
       </w:r>
     </w:p>
     <w:p>
@@ -2127,7 +2113,7 @@
         <w:t xml:space="preserve"> </w:t>
       </w:r>
       <w:r>
-        <w:t xml:space="preserve">Write the patient’s words in their own words, the time, who was present, and each injury by place and size, for example a round bruise about 1 inch (2.5 centimeters) across on the left upper arm. Describe; do not conclude. A note that says abuse is a conclusion, and a note that describes the bruise lets the next clinician judge.</w:t>
+        <w:t xml:space="preserve">Write the patient’s own words, the time, who was present, and each injury by place and size, for example a round bruise about 1 inch (2.5 centimeters) across on the left upper arm. Describe and do not conclude, so that the next clinician can judge.</w:t>
       </w:r>
     </w:p>
     <w:p>
@@ -2227,7 +2213,7 @@
         <w:pStyle w:val="BodyText"/>
       </w:pPr>
       <w:r>
-        <w:t xml:space="preserve">Patients who do not fit the adult model share one trap: the usual numbers and the usual story mislead. Ask what is normal for this patient before you decide what is abnormal, and ask the person who knows, whether that is a parent, a caregiver or a relative. Look before you touch, because a frightened child, a person in crisis and a patient with dementia all react to how you approach, and that first reaction is part of your assessment. Give extra weight to the quiet patient, since a child who has stopped crying, a pregnant patient who feels well after a fall and an older adult with no complaint can each be the sickest person present. When the picture does not make sense, such as an injury that does not fit the story, write down what you saw and what you were told in the patient’s own words, and pass it to the person who can act. Finally, check your scope before you act: equipment sizes and legal duties differ by age and by state, and when you are unsure the right move is to call early and stay.</w:t>
+        <w:t xml:space="preserve">Patients who do not fit the adult model share one trap: the usual numbers and the usual story mislead. Ask what is normal for this patient before you decide what is abnormal, and ask the person who knows, whether that is a parent, a caregiver or a relative. Look before you touch, because a frightened child, a person in crisis and a patient with dementia all react to how you approach, and that first reaction is part of your assessment. Give extra weight to the quiet patient, since a child who has stopped crying or an older adult with no complaint can be the sickest person present. When the picture does not make sense, such as an injury that does not fit the story, write down what you saw and what you were told in the patient’s own words, and pass it to the person who can act. Finally, check your scope before you act: equipment sizes and legal duties differ by age and by state, and when you are unsure the right move is to call early and stay.</w:t>
       </w:r>
     </w:p>
     <w:bookmarkEnd w:id="36"/>
